--- a/Ansible to Orchestrator Transition/Completed/Move Windows Event Logs/Release to Customer/Move-ArchivedLogs-ByADGroup/Documentation/04_User_Guide.docx
+++ b/Ansible to Orchestrator Transition/Completed/Move Windows Event Logs/Release to Customer/Move-ArchivedLogs-ByADGroup/Documentation/04_User_Guide.docx
@@ -415,7 +415,13 @@
               <w:rPr>
                 <w:rStyle w:val="VerbatimChar"/>
               </w:rPr>
-              <w:t>CN=WinLogServers,OU=Groups,DC=vcf,DC=local</w:t>
+              <w:t>CN=WinLogServers,OU=Groups,DC=vcf,</w:t>
+            </w:r>
+            <w:r>
+              <w:rPr>
+                <w:rStyle w:val="VerbatimChar"/>
+              </w:rPr>
+              <w:t>DC=lab</w:t>
             </w:r>
           </w:p>
         </w:tc>
